--- a/deliverables/V4-V11_SYNC/PACKAGES/NEW_V10_Synchronized_Production_Package/05_SHORTS/Individual/NEW_V10_Short_3.docx
+++ b/deliverables/V4-V11_SYNC/PACKAGES/NEW_V10_Synchronized_Production_Package/05_SHORTS/Individual/NEW_V10_Short_3.docx
@@ -106,7 +106,7 @@
         <w:rPr>
           <w:sz w:val="21"/>
         </w:rPr>
-        <w:t>93 words, about 0:34 at 165 words per minute, arithmetic</w:t>
+        <w:t>103 words, about 0:37 at 165 words per minute, arithmetic</w:t>
       </w:r>
     </w:p>
     <w:p>
@@ -125,7 +125,7 @@
         <w:rPr>
           <w:sz w:val="21"/>
         </w:rPr>
-        <w:t>Wednesday, September 16, 2026 | 1:46 PM CT</w:t>
+        <w:t>Wednesday, September 16, 2026 | 3:16 PM CT</w:t>
       </w:r>
     </w:p>
     <w:p>
@@ -154,7 +154,7 @@
           <w:i w:val="0"/>
           <w:sz w:val="26"/>
         </w:rPr>
-        <w:t>Not, “How am I doing?”</w:t>
+        <w:t>I would have a very simple conversation with your manager.</w:t>
       </w:r>
     </w:p>
     <w:p>
@@ -183,7 +183,7 @@
           <w:i w:val="0"/>
           <w:sz w:val="22"/>
         </w:rPr>
-        <w:t>That question is broad enough to get you an answer like, “You’re doing great.”</w:t>
+        <w:t>Not, “How am I doing?” That question is broad enough to get you an answer like, “You’re doing great.”</w:t>
       </w:r>
     </w:p>
     <w:p>
@@ -197,19 +197,6 @@
           <w:sz w:val="22"/>
         </w:rPr>
         <w:t>Ask something more useful: “What have you seen me pick up quickly?” “Where do I still need more context?” “Is there anything I am treating like my old environment that works differently here?”</w:t>
-      </w:r>
-    </w:p>
-    <w:p>
-      <w:pPr>
-        <w:spacing w:before="0" w:after="80"/>
-      </w:pPr>
-      <w:r>
-        <w:rPr>
-          <w:b w:val="0"/>
-          <w:i w:val="0"/>
-          <w:sz w:val="22"/>
-        </w:rPr>
-        <w:t>And ask: “What would you want to trust me with by the end of my first 90 days that you would not have trusted me with on day one?”</w:t>
       </w:r>
     </w:p>
     <w:p>
@@ -238,7 +225,7 @@
           <w:i w:val="0"/>
           <w:sz w:val="22"/>
         </w:rPr>
-        <w:t>That question turns the first 90 days into development, not performance theater.</w:t>
+        <w:t>And ask: “What would you want to trust me with by the end of my first 90 days that you would not have trusted me with on day one?” That question turns the first 90 days into development, not performance theater.</w:t>
       </w:r>
     </w:p>
     <w:p>

--- a/deliverables/V4-V11_SYNC/PACKAGES/NEW_V10_Synchronized_Production_Package/05_SHORTS/Individual/NEW_V10_Short_3.docx
+++ b/deliverables/V4-V11_SYNC/PACKAGES/NEW_V10_Synchronized_Production_Package/05_SHORTS/Individual/NEW_V10_Short_3.docx
@@ -125,7 +125,7 @@
         <w:rPr>
           <w:sz w:val="21"/>
         </w:rPr>
-        <w:t>Wednesday, September 16, 2026 | 3:16 PM CT</w:t>
+        <w:t>Wednesday, September 16, 2026 | 3:21 PM CT</w:t>
       </w:r>
     </w:p>
     <w:p>
@@ -241,6 +241,292 @@
           <w:color w:val="8A6D1E"/>
           <w:sz w:val="17"/>
         </w:rPr>
+        <w:t>OPENING, SPECIFIC TO THIS SHORT</w:t>
+      </w:r>
+    </w:p>
+    <w:tbl>
+      <w:tblPr>
+        <w:tblW w:type="auto" w:w="0"/>
+        <w:jc w:val="left"/>
+        <w:tblBorders>
+          <w:top w:val="single" w:sz="4" w:space="0" w:color="C9BFA8"/>
+          <w:left w:val="single" w:sz="4" w:space="0" w:color="C9BFA8"/>
+          <w:bottom w:val="single" w:sz="4" w:space="0" w:color="C9BFA8"/>
+          <w:right w:val="single" w:sz="4" w:space="0" w:color="C9BFA8"/>
+          <w:insideH w:val="single" w:sz="4" w:space="0" w:color="C9BFA8"/>
+          <w:insideV w:val="single" w:sz="4" w:space="0" w:color="C9BFA8"/>
+        </w:tblBorders>
+        <w:tblLayout w:type="fixed"/>
+        <w:tblLook w:firstColumn="1" w:firstRow="1" w:lastColumn="0" w:lastRow="0" w:noHBand="0" w:noVBand="1" w:val="04A0"/>
+      </w:tblPr>
+      <w:tblGrid>
+        <w:gridCol w:w="4824"/>
+        <w:gridCol w:w="4824"/>
+      </w:tblGrid>
+      <w:tr>
+        <w:trPr>
+          <w:tblHeader w:val="true"/>
+        </w:trPr>
+        <w:tc>
+          <w:tcPr>
+            <w:tcW w:type="dxa" w:w="2304"/>
+            <w:shd w:val="clear" w:color="auto" w:fill="F3EFE6"/>
+          </w:tcPr>
+          <w:p>
+            <w:pPr>
+              <w:spacing w:before="60" w:after="60" w:line="264" w:lineRule="auto"/>
+            </w:pPr>
+            <w:r/>
+            <w:r>
+              <w:rPr>
+                <w:b/>
+                <w:i w:val="0"/>
+                <w:color w:val="112345"/>
+                <w:sz w:val="17"/>
+              </w:rPr>
+            </w:r>
+          </w:p>
+        </w:tc>
+        <w:tc>
+          <w:tcPr>
+            <w:tcW w:type="dxa" w:w="7344"/>
+            <w:shd w:val="clear" w:color="auto" w:fill="F3EFE6"/>
+          </w:tcPr>
+          <w:p>
+            <w:pPr>
+              <w:spacing w:before="60" w:after="60" w:line="264" w:lineRule="auto"/>
+            </w:pPr>
+            <w:r/>
+            <w:r>
+              <w:rPr>
+                <w:b/>
+                <w:i w:val="0"/>
+                <w:color w:val="112345"/>
+                <w:sz w:val="17"/>
+              </w:rPr>
+            </w:r>
+          </w:p>
+        </w:tc>
+      </w:tr>
+      <w:tr>
+        <w:tc>
+          <w:tcPr>
+            <w:tcW w:type="dxa" w:w="2304"/>
+          </w:tcPr>
+          <w:p>
+            <w:pPr>
+              <w:spacing w:before="60" w:after="60" w:line="264" w:lineRule="auto"/>
+            </w:pPr>
+            <w:r/>
+            <w:r>
+              <w:rPr>
+                <w:b w:val="0"/>
+                <w:i w:val="0"/>
+                <w:sz w:val="17"/>
+              </w:rPr>
+              <w:t>On-screen text</w:t>
+            </w:r>
+          </w:p>
+        </w:tc>
+        <w:tc>
+          <w:tcPr>
+            <w:tcW w:type="dxa" w:w="7344"/>
+          </w:tcPr>
+          <w:p>
+            <w:pPr>
+              <w:spacing w:before="60" w:after="60" w:line="264" w:lineRule="auto"/>
+            </w:pPr>
+            <w:r/>
+            <w:r>
+              <w:rPr>
+                <w:b w:val="0"/>
+                <w:i w:val="0"/>
+                <w:sz w:val="17"/>
+              </w:rPr>
+              <w:t>Not, “How am I doing?”</w:t>
+            </w:r>
+          </w:p>
+        </w:tc>
+      </w:tr>
+      <w:tr>
+        <w:tc>
+          <w:tcPr>
+            <w:tcW w:type="dxa" w:w="2304"/>
+          </w:tcPr>
+          <w:p>
+            <w:pPr>
+              <w:spacing w:before="60" w:after="60" w:line="264" w:lineRule="auto"/>
+            </w:pPr>
+            <w:r/>
+            <w:r>
+              <w:rPr>
+                <w:b w:val="0"/>
+                <w:i w:val="0"/>
+                <w:sz w:val="17"/>
+              </w:rPr>
+              <w:t>Opening visual</w:t>
+            </w:r>
+          </w:p>
+        </w:tc>
+        <w:tc>
+          <w:tcPr>
+            <w:tcW w:type="dxa" w:w="7344"/>
+          </w:tcPr>
+          <w:p>
+            <w:pPr>
+              <w:spacing w:before="60" w:after="60" w:line="264" w:lineRule="auto"/>
+            </w:pPr>
+            <w:r/>
+            <w:r>
+              <w:rPr>
+                <w:b w:val="0"/>
+                <w:i w:val="0"/>
+                <w:sz w:val="17"/>
+              </w:rPr>
+              <w:t>NEW_V10_FS_06_MANAGER_CONVERSATION, reframed to 9:16</w:t>
+            </w:r>
+          </w:p>
+        </w:tc>
+      </w:tr>
+      <w:tr>
+        <w:tc>
+          <w:tcPr>
+            <w:tcW w:type="dxa" w:w="2304"/>
+          </w:tcPr>
+          <w:p>
+            <w:pPr>
+              <w:spacing w:before="60" w:after="60" w:line="264" w:lineRule="auto"/>
+            </w:pPr>
+            <w:r/>
+            <w:r>
+              <w:rPr>
+                <w:b w:val="0"/>
+                <w:i w:val="0"/>
+                <w:sz w:val="17"/>
+              </w:rPr>
+              <w:t>Sound</w:t>
+            </w:r>
+          </w:p>
+        </w:tc>
+        <w:tc>
+          <w:tcPr>
+            <w:tcW w:type="dxa" w:w="7344"/>
+          </w:tcPr>
+          <w:p>
+            <w:pPr>
+              <w:spacing w:before="60" w:after="60" w:line="264" w:lineRule="auto"/>
+            </w:pPr>
+            <w:r/>
+            <w:r>
+              <w:rPr>
+                <w:b w:val="0"/>
+                <w:i w:val="0"/>
+                <w:sz w:val="17"/>
+              </w:rPr>
+              <w:t>One accent, on “manager”</w:t>
+            </w:r>
+          </w:p>
+        </w:tc>
+      </w:tr>
+      <w:tr>
+        <w:tc>
+          <w:tcPr>
+            <w:tcW w:type="dxa" w:w="2304"/>
+          </w:tcPr>
+          <w:p>
+            <w:pPr>
+              <w:spacing w:before="60" w:after="60" w:line="264" w:lineRule="auto"/>
+            </w:pPr>
+            <w:r/>
+            <w:r>
+              <w:rPr>
+                <w:b w:val="0"/>
+                <w:i w:val="0"/>
+                <w:sz w:val="17"/>
+              </w:rPr>
+              <w:t>Cut to NEW_V10_FS_07_THE_DAY_90_QUESTION</w:t>
+            </w:r>
+          </w:p>
+        </w:tc>
+        <w:tc>
+          <w:tcPr>
+            <w:tcW w:type="dxa" w:w="7344"/>
+          </w:tcPr>
+          <w:p>
+            <w:pPr>
+              <w:spacing w:before="60" w:after="60" w:line="264" w:lineRule="auto"/>
+            </w:pPr>
+            <w:r/>
+            <w:r>
+              <w:rPr>
+                <w:b w:val="0"/>
+                <w:i w:val="0"/>
+                <w:sz w:val="17"/>
+              </w:rPr>
+              <w:t>on “What would you want to trust me with”</w:t>
+            </w:r>
+          </w:p>
+        </w:tc>
+      </w:tr>
+      <w:tr>
+        <w:tc>
+          <w:tcPr>
+            <w:tcW w:type="dxa" w:w="2304"/>
+          </w:tcPr>
+          <w:p>
+            <w:pPr>
+              <w:spacing w:before="60" w:after="60" w:line="264" w:lineRule="auto"/>
+            </w:pPr>
+            <w:r/>
+            <w:r>
+              <w:rPr>
+                <w:b w:val="0"/>
+                <w:i w:val="0"/>
+                <w:sz w:val="17"/>
+              </w:rPr>
+              <w:t>Payoff frame</w:t>
+            </w:r>
+          </w:p>
+        </w:tc>
+        <w:tc>
+          <w:tcPr>
+            <w:tcW w:type="dxa" w:w="7344"/>
+          </w:tcPr>
+          <w:p>
+            <w:pPr>
+              <w:spacing w:before="60" w:after="60" w:line="264" w:lineRule="auto"/>
+            </w:pPr>
+            <w:r/>
+            <w:r>
+              <w:rPr>
+                <w:b w:val="0"/>
+                <w:i w:val="0"/>
+                <w:sz w:val="17"/>
+              </w:rPr>
+              <w:t>NEW_V10_FS_07_THE_DAY_90_QUESTION, held on the ask</w:t>
+            </w:r>
+          </w:p>
+        </w:tc>
+      </w:tr>
+    </w:tbl>
+    <w:p>
+      <w:pPr>
+        <w:spacing w:after="120"/>
+      </w:pPr>
+    </w:p>
+    <w:p>
+      <w:pPr>
+        <w:spacing w:before="200" w:after="60"/>
+        <w:keepNext w:val="1"/>
+        <w:keepLines w:val="1"/>
+      </w:pPr>
+      <w:r>
+        <w:rPr>
+          <w:b/>
+          <w:i w:val="0"/>
+          <w:color w:val="8A6D1E"/>
+          <w:sz w:val="17"/>
+        </w:rPr>
         <w:t>EVERY LINE ABOVE</w:t>
       </w:r>
     </w:p>
@@ -254,7 +540,7 @@
           <w:i w:val="0"/>
           <w:sz w:val="21"/>
         </w:rPr>
-        <w:t>Verbatim from the reconciled master. No narration was invented and no sentences were joined into a claim the script does not make.</w:t>
+        <w:t>Verbatim from the reconciled master. No narration was invented and no sentences were joined into a claim the script does not make. The list it teaches is complete, every reference has its antecedent inside the Short, and the ask is one action.</w:t>
       </w:r>
     </w:p>
     <w:sectPr>

--- a/deliverables/V4-V11_SYNC/PACKAGES/NEW_V10_Synchronized_Production_Package/05_SHORTS/Individual/NEW_V10_Short_3.docx
+++ b/deliverables/V4-V11_SYNC/PACKAGES/NEW_V10_Synchronized_Production_Package/05_SHORTS/Individual/NEW_V10_Short_3.docx
@@ -106,7 +106,7 @@
         <w:rPr>
           <w:sz w:val="21"/>
         </w:rPr>
-        <w:t>103 words, about 0:37 at 165 words per minute, arithmetic</w:t>
+        <w:t>106 words, about 0:39 at 165 words per minute, arithmetic</w:t>
       </w:r>
     </w:p>
     <w:p>
@@ -125,7 +125,7 @@
         <w:rPr>
           <w:sz w:val="21"/>
         </w:rPr>
-        <w:t>Wednesday, September 16, 2026 | 3:21 PM CT</w:t>
+        <w:t>Thursday, September 17, 2026 | 8:55 AM CT</w:t>
       </w:r>
     </w:p>
     <w:p>
@@ -154,7 +154,7 @@
           <w:i w:val="0"/>
           <w:sz w:val="26"/>
         </w:rPr>
-        <w:t>I would have a very simple conversation with your manager.</w:t>
+        <w:t>Around this point, I would have a very simple conversation with your manager.</w:t>
       </w:r>
     </w:p>
     <w:p>

--- a/deliverables/V4-V11_SYNC/PACKAGES/NEW_V10_Synchronized_Production_Package/05_SHORTS/Individual/NEW_V10_Short_3.docx
+++ b/deliverables/V4-V11_SYNC/PACKAGES/NEW_V10_Synchronized_Production_Package/05_SHORTS/Individual/NEW_V10_Short_3.docx
@@ -106,7 +106,7 @@
         <w:rPr>
           <w:sz w:val="21"/>
         </w:rPr>
-        <w:t>106 words, about 0:39 at 165 words per minute, arithmetic</w:t>
+        <w:t>124 words, about 0:45 at 165 words per minute, arithmetic</w:t>
       </w:r>
     </w:p>
     <w:p>
@@ -125,7 +125,7 @@
         <w:rPr>
           <w:sz w:val="21"/>
         </w:rPr>
-        <w:t>Thursday, September 17, 2026 | 8:55 AM CT</w:t>
+        <w:t>Thursday, September 17, 2026 | 12:57 PM CT</w:t>
       </w:r>
     </w:p>
     <w:p>
@@ -154,7 +154,7 @@
           <w:i w:val="0"/>
           <w:sz w:val="26"/>
         </w:rPr>
-        <w:t>Around this point, I would have a very simple conversation with your manager.</w:t>
+        <w:t>By day 90, success does not have to mean proving you were the smartest person in the room.</w:t>
       </w:r>
     </w:p>
     <w:p>
@@ -183,7 +183,7 @@
           <w:i w:val="0"/>
           <w:sz w:val="22"/>
         </w:rPr>
-        <w:t>Not, “How am I doing?” That question is broad enough to get you an answer like, “You’re doing great.”</w:t>
+        <w:t>Around this point, I would have a very simple conversation with your manager. Not, “How am I doing?” That question is broad enough to get you an answer like, “You’re doing great.”</w:t>
       </w:r>
     </w:p>
     <w:p>

--- a/deliverables/V4-V11_SYNC/PACKAGES/NEW_V10_Synchronized_Production_Package/05_SHORTS/Individual/NEW_V10_Short_3.docx
+++ b/deliverables/V4-V11_SYNC/PACKAGES/NEW_V10_Synchronized_Production_Package/05_SHORTS/Individual/NEW_V10_Short_3.docx
@@ -125,7 +125,7 @@
         <w:rPr>
           <w:sz w:val="21"/>
         </w:rPr>
-        <w:t>Thursday, September 17, 2026 | 12:57 PM CT</w:t>
+        <w:t>Saturday, September 19, 2026 | 6:36 AM CT</w:t>
       </w:r>
     </w:p>
     <w:p>

--- a/deliverables/V4-V11_SYNC/PACKAGES/NEW_V10_Synchronized_Production_Package/05_SHORTS/Individual/NEW_V10_Short_3.docx
+++ b/deliverables/V4-V11_SYNC/PACKAGES/NEW_V10_Synchronized_Production_Package/05_SHORTS/Individual/NEW_V10_Short_3.docx
@@ -125,7 +125,7 @@
         <w:rPr>
           <w:sz w:val="21"/>
         </w:rPr>
-        <w:t>Saturday, September 19, 2026 | 6:36 AM CT</w:t>
+        <w:t>Saturday, September 19, 2026 | 7:08 AM CT</w:t>
       </w:r>
     </w:p>
     <w:p>
